--- a/assets/cv_base/CV_XRO_EN_IFRS17_SolvencyII_v5.docx
+++ b/assets/cv_base/CV_XRO_EN_IFRS17_SolvencyII_v5.docx
@@ -1518,7 +1518,7 @@
         <w:rPr>
           <w:color w:val="262626"/>
         </w:rPr>
-        <w:t xml:space="preserve">  —  D.E.C.F. (French CPA-equivalent)</w:t>
+        <w:t xml:space="preserve">  —  D.E.C.F. (French state diploma in accounting and finance)</w:t>
       </w:r>
       <w:r>
         <w:rPr>
